--- a/Curriculo OTÁVIO MURILO MOREIRA DE PINHO - Front.docx
+++ b/Curriculo OTÁVIO MURILO MOREIRA DE PINHO - Front.docx
@@ -512,11 +512,26 @@
           <w:sz w:val="22"/>
           <w:shd w:fill="auto" w:val="clear"/>
         </w:rPr>
-        <w:t xml:space="preserve">(se tiver, manter </w:t>
-      </w:r>
-      <w:r>
-        <w:rPr>
-          <w:rFonts w:ascii="Arial" w:hAnsi="Arial" w:cs="Arial" w:eastAsia="Arial"/>
+        <w:t xml:space="preserve">(</w:t>
+      </w:r>
+      <w:hyperlink xmlns:r="http://schemas.openxmlformats.org/officeDocument/2006/relationships" r:id="docRId0">
+        <w:r>
+          <w:rPr>
+            <w:rFonts w:ascii="Aptos" w:hAnsi="Aptos" w:cs="Aptos" w:eastAsia="Aptos"/>
+            <w:i/>
+            <w:color w:val="0000FF"/>
+            <w:spacing w:val="0"/>
+            <w:position w:val="0"/>
+            <w:sz w:val="22"/>
+            <w:u w:val="single"/>
+            <w:shd w:fill="auto" w:val="clear"/>
+          </w:rPr>
+          <w:t xml:space="preserve">https://github.com/OtavioMurilo-ux</w:t>
+        </w:r>
+      </w:hyperlink>
+      <w:r>
+        <w:rPr>
+          <w:rFonts w:ascii="Aptos" w:hAnsi="Aptos" w:cs="Aptos" w:eastAsia="Aptos"/>
           <w:i/>
           <w:color w:val="auto"/>
           <w:spacing w:val="0"/>
@@ -524,19 +539,7 @@
           <w:sz w:val="22"/>
           <w:shd w:fill="auto" w:val="clear"/>
         </w:rPr>
-        <w:t xml:space="preserve">—</w:t>
-      </w:r>
-      <w:r>
-        <w:rPr>
-          <w:rFonts w:ascii="Aptos" w:hAnsi="Aptos" w:cs="Aptos" w:eastAsia="Aptos"/>
-          <w:i/>
-          <w:color w:val="auto"/>
-          <w:spacing w:val="0"/>
-          <w:position w:val="0"/>
-          <w:sz w:val="22"/>
-          <w:shd w:fill="auto" w:val="clear"/>
-        </w:rPr>
-        <w:t xml:space="preserve"> se não, podemos adaptar)</w:t>
+        <w:t xml:space="preserve">)</w:t>
       </w:r>
     </w:p>
     <w:p>
@@ -596,211 +599,223 @@
           <w:shd w:fill="auto" w:val="clear"/>
         </w:rPr>
       </w:pPr>
-      <w:r>
-        <w:rPr>
-          <w:rFonts w:ascii="Aptos" w:hAnsi="Aptos" w:cs="Aptos" w:eastAsia="Aptos"/>
-          <w:i/>
-          <w:color w:val="auto"/>
-          <w:spacing w:val="0"/>
-          <w:position w:val="0"/>
-          <w:sz w:val="22"/>
-          <w:shd w:fill="auto" w:val="clear"/>
-        </w:rPr>
-        <w:t xml:space="preserve">(IMPORTANTE: preencher depois </w:t>
-      </w:r>
-      <w:r>
+      <w:hyperlink xmlns:r="http://schemas.openxmlformats.org/officeDocument/2006/relationships" r:id="docRId1">
+        <w:r>
+          <w:rPr>
+            <w:rFonts w:ascii="Aptos" w:hAnsi="Aptos" w:cs="Aptos" w:eastAsia="Aptos"/>
+            <w:i/>
+            <w:color w:val="0000FF"/>
+            <w:spacing w:val="0"/>
+            <w:position w:val="0"/>
+            <w:sz w:val="22"/>
+            <w:u w:val="single"/>
+            <w:shd w:fill="auto" w:val="clear"/>
+          </w:rPr>
+          <w:t xml:space="preserve">https://otaviomurilo.netlify.app/</w:t>
+        </w:r>
+      </w:hyperlink>
+    </w:p>
+    <w:p>
+      <w:pPr>
+        <w:spacing w:before="0" w:after="160" w:line="259"/>
+        <w:ind w:right="0" w:left="0" w:firstLine="0"/>
+        <w:jc w:val="left"/>
+        <w:rPr>
+          <w:rFonts w:ascii="Aptos" w:hAnsi="Aptos" w:cs="Aptos" w:eastAsia="Aptos"/>
+          <w:color w:val="auto"/>
+          <w:spacing w:val="0"/>
+          <w:position w:val="0"/>
+          <w:sz w:val="22"/>
+          <w:shd w:fill="auto" w:val="clear"/>
+        </w:rPr>
+      </w:pPr>
+      <w:r>
+        <w:rPr>
+          <w:rFonts w:ascii="Aptos" w:hAnsi="Aptos" w:cs="Aptos" w:eastAsia="Aptos"/>
+          <w:b/>
+          <w:color w:val="auto"/>
+          <w:spacing w:val="0"/>
+          <w:position w:val="0"/>
+          <w:sz w:val="22"/>
+          <w:shd w:fill="auto" w:val="clear"/>
+        </w:rPr>
+        <w:t xml:space="preserve">Projeto Portfólio Pessoal</w:t>
+      </w:r>
+    </w:p>
+    <w:p>
+      <w:pPr>
+        <w:numPr>
+          <w:ilvl w:val="0"/>
+          <w:numId w:val="4"/>
+        </w:numPr>
+        <w:tabs>
+          <w:tab w:val="left" w:pos="720" w:leader="none"/>
+        </w:tabs>
+        <w:spacing w:before="0" w:after="160" w:line="259"/>
+        <w:ind w:right="0" w:left="720" w:hanging="360"/>
+        <w:jc w:val="left"/>
+        <w:rPr>
+          <w:rFonts w:ascii="Aptos" w:hAnsi="Aptos" w:cs="Aptos" w:eastAsia="Aptos"/>
+          <w:color w:val="auto"/>
+          <w:spacing w:val="0"/>
+          <w:position w:val="0"/>
+          <w:sz w:val="22"/>
+          <w:shd w:fill="auto" w:val="clear"/>
+        </w:rPr>
+      </w:pPr>
+      <w:r>
+        <w:rPr>
+          <w:rFonts w:ascii="Aptos" w:hAnsi="Aptos" w:cs="Aptos" w:eastAsia="Aptos"/>
+          <w:color w:val="auto"/>
+          <w:spacing w:val="0"/>
+          <w:position w:val="0"/>
+          <w:sz w:val="22"/>
+          <w:shd w:fill="auto" w:val="clear"/>
+        </w:rPr>
+        <w:t xml:space="preserve">Desenvolvimento de site responsivo utilizando HTML, CSS e JavaScript</w:t>
+      </w:r>
+    </w:p>
+    <w:p>
+      <w:pPr>
+        <w:spacing w:before="0" w:after="160" w:line="259"/>
+        <w:ind w:right="0" w:left="0" w:firstLine="0"/>
+        <w:jc w:val="left"/>
+        <w:rPr>
+          <w:rFonts w:ascii="Aptos" w:hAnsi="Aptos" w:cs="Aptos" w:eastAsia="Aptos"/>
+          <w:color w:val="auto"/>
+          <w:spacing w:val="0"/>
+          <w:position w:val="0"/>
+          <w:sz w:val="22"/>
+          <w:shd w:fill="auto" w:val="clear"/>
+        </w:rPr>
+      </w:pPr>
+      <w:r>
+        <w:rPr>
+          <w:rFonts w:ascii="Aptos" w:hAnsi="Aptos" w:cs="Aptos" w:eastAsia="Aptos"/>
+          <w:b/>
+          <w:color w:val="auto"/>
+          <w:spacing w:val="0"/>
+          <w:position w:val="0"/>
+          <w:sz w:val="22"/>
+          <w:shd w:fill="auto" w:val="clear"/>
+        </w:rPr>
+        <w:t xml:space="preserve">Projeto Landing Page (Em Andamento)</w:t>
+      </w:r>
+    </w:p>
+    <w:p>
+      <w:pPr>
+        <w:numPr>
+          <w:ilvl w:val="0"/>
+          <w:numId w:val="6"/>
+        </w:numPr>
+        <w:tabs>
+          <w:tab w:val="left" w:pos="720" w:leader="none"/>
+        </w:tabs>
+        <w:spacing w:before="0" w:after="160" w:line="259"/>
+        <w:ind w:right="0" w:left="720" w:hanging="360"/>
+        <w:jc w:val="left"/>
+        <w:rPr>
+          <w:rFonts w:ascii="Aptos" w:hAnsi="Aptos" w:cs="Aptos" w:eastAsia="Aptos"/>
+          <w:color w:val="auto"/>
+          <w:spacing w:val="0"/>
+          <w:position w:val="0"/>
+          <w:sz w:val="22"/>
+          <w:shd w:fill="auto" w:val="clear"/>
+        </w:rPr>
+      </w:pPr>
+      <w:r>
+        <w:rPr>
+          <w:rFonts w:ascii="Aptos" w:hAnsi="Aptos" w:cs="Aptos" w:eastAsia="Aptos"/>
+          <w:color w:val="auto"/>
+          <w:spacing w:val="0"/>
+          <w:position w:val="0"/>
+          <w:sz w:val="22"/>
+          <w:shd w:fill="auto" w:val="clear"/>
+        </w:rPr>
+        <w:t xml:space="preserve">Criação de página moderna com foco em usabilidade e responsividade</w:t>
+      </w:r>
+    </w:p>
+    <w:p>
+      <w:pPr>
+        <w:spacing w:before="0" w:after="160" w:line="259"/>
+        <w:ind w:right="0" w:left="0" w:firstLine="0"/>
+        <w:jc w:val="left"/>
+        <w:rPr>
+          <w:rFonts w:ascii="Aptos" w:hAnsi="Aptos" w:cs="Aptos" w:eastAsia="Aptos"/>
+          <w:color w:val="auto"/>
+          <w:spacing w:val="0"/>
+          <w:position w:val="0"/>
+          <w:sz w:val="22"/>
+          <w:shd w:fill="auto" w:val="clear"/>
+        </w:rPr>
+      </w:pPr>
+    </w:p>
+    <w:p>
+      <w:pPr>
+        <w:spacing w:before="0" w:after="160" w:line="259"/>
+        <w:ind w:right="0" w:left="0" w:firstLine="0"/>
+        <w:jc w:val="left"/>
+        <w:rPr>
+          <w:rFonts w:ascii="Aptos" w:hAnsi="Aptos" w:cs="Aptos" w:eastAsia="Aptos"/>
+          <w:b/>
+          <w:color w:val="auto"/>
+          <w:spacing w:val="0"/>
+          <w:position w:val="0"/>
+          <w:sz w:val="22"/>
+          <w:shd w:fill="auto" w:val="clear"/>
+        </w:rPr>
+      </w:pPr>
+      <w:r>
+        <w:rPr>
+          <w:rFonts w:ascii="Segoe UI Emoji" w:hAnsi="Segoe UI Emoji" w:cs="Segoe UI Emoji" w:eastAsia="Segoe UI Emoji"/>
+          <w:b/>
+          <w:color w:val="auto"/>
+          <w:spacing w:val="0"/>
+          <w:position w:val="0"/>
+          <w:sz w:val="22"/>
+          <w:shd w:fill="auto" w:val="clear"/>
+        </w:rPr>
+        <w:t xml:space="preserve"> Forma</w:t>
+      </w:r>
+      <w:r>
+        <w:rPr>
+          <w:rFonts w:ascii="Aptos" w:hAnsi="Aptos" w:cs="Aptos" w:eastAsia="Aptos"/>
+          <w:b/>
+          <w:color w:val="auto"/>
+          <w:spacing w:val="0"/>
+          <w:position w:val="0"/>
+          <w:sz w:val="22"/>
+          <w:shd w:fill="auto" w:val="clear"/>
+        </w:rPr>
+        <w:t xml:space="preserve">ção</w:t>
+      </w:r>
+    </w:p>
+    <w:p>
+      <w:pPr>
+        <w:spacing w:before="0" w:after="160" w:line="259"/>
+        <w:ind w:right="0" w:left="0" w:firstLine="0"/>
+        <w:jc w:val="left"/>
         <w:rPr>
           <w:rFonts w:ascii="Calibri" w:hAnsi="Calibri" w:cs="Calibri" w:eastAsia="Calibri"/>
-          <w:i/>
-          <w:color w:val="auto"/>
-          <w:spacing w:val="0"/>
-          <w:position w:val="0"/>
-          <w:sz w:val="22"/>
-          <w:shd w:fill="auto" w:val="clear"/>
-        </w:rPr>
-        <w:t xml:space="preserve">— posso te ajudar)</w:t>
-      </w:r>
-    </w:p>
-    <w:p>
-      <w:pPr>
-        <w:spacing w:before="0" w:after="160" w:line="259"/>
-        <w:ind w:right="0" w:left="0" w:firstLine="0"/>
-        <w:jc w:val="left"/>
-        <w:rPr>
-          <w:rFonts w:ascii="Aptos" w:hAnsi="Aptos" w:cs="Aptos" w:eastAsia="Aptos"/>
-          <w:color w:val="auto"/>
-          <w:spacing w:val="0"/>
-          <w:position w:val="0"/>
-          <w:sz w:val="22"/>
-          <w:shd w:fill="auto" w:val="clear"/>
-        </w:rPr>
-      </w:pPr>
-      <w:r>
-        <w:rPr>
-          <w:rFonts w:ascii="Aptos" w:hAnsi="Aptos" w:cs="Aptos" w:eastAsia="Aptos"/>
-          <w:b/>
-          <w:color w:val="auto"/>
-          <w:spacing w:val="0"/>
-          <w:position w:val="0"/>
-          <w:sz w:val="22"/>
-          <w:shd w:fill="auto" w:val="clear"/>
-        </w:rPr>
-        <w:t xml:space="preserve">Projeto Portfólio Pessoal</w:t>
-      </w:r>
-    </w:p>
-    <w:p>
-      <w:pPr>
-        <w:numPr>
-          <w:ilvl w:val="0"/>
-          <w:numId w:val="4"/>
-        </w:numPr>
-        <w:tabs>
-          <w:tab w:val="left" w:pos="720" w:leader="none"/>
-        </w:tabs>
-        <w:spacing w:before="0" w:after="160" w:line="259"/>
-        <w:ind w:right="0" w:left="720" w:hanging="360"/>
-        <w:jc w:val="left"/>
-        <w:rPr>
-          <w:rFonts w:ascii="Aptos" w:hAnsi="Aptos" w:cs="Aptos" w:eastAsia="Aptos"/>
-          <w:color w:val="auto"/>
-          <w:spacing w:val="0"/>
-          <w:position w:val="0"/>
-          <w:sz w:val="22"/>
-          <w:shd w:fill="auto" w:val="clear"/>
-        </w:rPr>
-      </w:pPr>
-      <w:r>
-        <w:rPr>
-          <w:rFonts w:ascii="Aptos" w:hAnsi="Aptos" w:cs="Aptos" w:eastAsia="Aptos"/>
-          <w:color w:val="auto"/>
-          <w:spacing w:val="0"/>
-          <w:position w:val="0"/>
-          <w:sz w:val="22"/>
-          <w:shd w:fill="auto" w:val="clear"/>
-        </w:rPr>
-        <w:t xml:space="preserve">Desenvolvimento de site responsivo utilizando HTML, CSS e JavaScript</w:t>
-      </w:r>
-    </w:p>
-    <w:p>
-      <w:pPr>
-        <w:spacing w:before="0" w:after="160" w:line="259"/>
-        <w:ind w:right="0" w:left="0" w:firstLine="0"/>
-        <w:jc w:val="left"/>
-        <w:rPr>
-          <w:rFonts w:ascii="Aptos" w:hAnsi="Aptos" w:cs="Aptos" w:eastAsia="Aptos"/>
-          <w:color w:val="auto"/>
-          <w:spacing w:val="0"/>
-          <w:position w:val="0"/>
-          <w:sz w:val="22"/>
-          <w:shd w:fill="auto" w:val="clear"/>
-        </w:rPr>
-      </w:pPr>
-      <w:r>
-        <w:rPr>
-          <w:rFonts w:ascii="Aptos" w:hAnsi="Aptos" w:cs="Aptos" w:eastAsia="Aptos"/>
-          <w:b/>
-          <w:color w:val="auto"/>
-          <w:spacing w:val="0"/>
-          <w:position w:val="0"/>
-          <w:sz w:val="22"/>
-          <w:shd w:fill="auto" w:val="clear"/>
-        </w:rPr>
-        <w:t xml:space="preserve">Projeto Landing Page</w:t>
-      </w:r>
-    </w:p>
-    <w:p>
-      <w:pPr>
-        <w:numPr>
-          <w:ilvl w:val="0"/>
-          <w:numId w:val="6"/>
-        </w:numPr>
-        <w:tabs>
-          <w:tab w:val="left" w:pos="720" w:leader="none"/>
-        </w:tabs>
-        <w:spacing w:before="0" w:after="160" w:line="259"/>
-        <w:ind w:right="0" w:left="720" w:hanging="360"/>
-        <w:jc w:val="left"/>
-        <w:rPr>
-          <w:rFonts w:ascii="Aptos" w:hAnsi="Aptos" w:cs="Aptos" w:eastAsia="Aptos"/>
-          <w:color w:val="auto"/>
-          <w:spacing w:val="0"/>
-          <w:position w:val="0"/>
-          <w:sz w:val="22"/>
-          <w:shd w:fill="auto" w:val="clear"/>
-        </w:rPr>
-      </w:pPr>
-      <w:r>
-        <w:rPr>
-          <w:rFonts w:ascii="Aptos" w:hAnsi="Aptos" w:cs="Aptos" w:eastAsia="Aptos"/>
-          <w:color w:val="auto"/>
-          <w:spacing w:val="0"/>
-          <w:position w:val="0"/>
-          <w:sz w:val="22"/>
-          <w:shd w:fill="auto" w:val="clear"/>
-        </w:rPr>
-        <w:t xml:space="preserve">Criação de página moderna com foco em usabilidade e responsividade</w:t>
-      </w:r>
-    </w:p>
-    <w:p>
-      <w:pPr>
-        <w:spacing w:before="0" w:after="160" w:line="259"/>
-        <w:ind w:right="0" w:left="0" w:firstLine="0"/>
-        <w:jc w:val="left"/>
-        <w:rPr>
-          <w:rFonts w:ascii="Aptos" w:hAnsi="Aptos" w:cs="Aptos" w:eastAsia="Aptos"/>
-          <w:color w:val="auto"/>
-          <w:spacing w:val="0"/>
-          <w:position w:val="0"/>
-          <w:sz w:val="22"/>
-          <w:shd w:fill="auto" w:val="clear"/>
-        </w:rPr>
-      </w:pPr>
-    </w:p>
-    <w:p>
-      <w:pPr>
-        <w:spacing w:before="0" w:after="160" w:line="259"/>
-        <w:ind w:right="0" w:left="0" w:firstLine="0"/>
-        <w:jc w:val="left"/>
-        <w:rPr>
-          <w:rFonts w:ascii="Aptos" w:hAnsi="Aptos" w:cs="Aptos" w:eastAsia="Aptos"/>
-          <w:b/>
-          <w:color w:val="auto"/>
-          <w:spacing w:val="0"/>
-          <w:position w:val="0"/>
-          <w:sz w:val="22"/>
-          <w:shd w:fill="auto" w:val="clear"/>
-        </w:rPr>
-      </w:pPr>
-      <w:r>
-        <w:rPr>
-          <w:rFonts w:ascii="Segoe UI Emoji" w:hAnsi="Segoe UI Emoji" w:cs="Segoe UI Emoji" w:eastAsia="Segoe UI Emoji"/>
-          <w:b/>
-          <w:color w:val="auto"/>
-          <w:spacing w:val="0"/>
-          <w:position w:val="0"/>
-          <w:sz w:val="22"/>
-          <w:shd w:fill="auto" w:val="clear"/>
-        </w:rPr>
-        <w:t xml:space="preserve"> Forma</w:t>
-      </w:r>
-      <w:r>
-        <w:rPr>
-          <w:rFonts w:ascii="Aptos" w:hAnsi="Aptos" w:cs="Aptos" w:eastAsia="Aptos"/>
-          <w:b/>
-          <w:color w:val="auto"/>
-          <w:spacing w:val="0"/>
-          <w:position w:val="0"/>
-          <w:sz w:val="22"/>
-          <w:shd w:fill="auto" w:val="clear"/>
-        </w:rPr>
-        <w:t xml:space="preserve">ção</w:t>
-      </w:r>
-    </w:p>
-    <w:p>
-      <w:pPr>
-        <w:spacing w:before="0" w:after="160" w:line="259"/>
-        <w:ind w:right="0" w:left="0" w:firstLine="0"/>
-        <w:jc w:val="left"/>
+          <w:color w:val="auto"/>
+          <w:spacing w:val="0"/>
+          <w:position w:val="0"/>
+          <w:sz w:val="22"/>
+          <w:shd w:fill="auto" w:val="clear"/>
+        </w:rPr>
+      </w:pPr>
+      <w:r>
+        <w:rPr>
+          <w:rFonts w:ascii="Aptos" w:hAnsi="Aptos" w:cs="Aptos" w:eastAsia="Aptos"/>
+          <w:color w:val="auto"/>
+          <w:spacing w:val="0"/>
+          <w:position w:val="0"/>
+          <w:sz w:val="22"/>
+          <w:shd w:fill="auto" w:val="clear"/>
+        </w:rPr>
+        <w:t xml:space="preserve">Formação Programador </w:t>
+      </w:r>
+      <w:r>
         <w:rPr>
           <w:rFonts w:ascii="Calibri" w:hAnsi="Calibri" w:cs="Calibri" w:eastAsia="Calibri"/>
           <w:color w:val="auto"/>
@@ -809,17 +824,7 @@
           <w:sz w:val="22"/>
           <w:shd w:fill="auto" w:val="clear"/>
         </w:rPr>
-      </w:pPr>
-      <w:r>
-        <w:rPr>
-          <w:rFonts w:ascii="Aptos" w:hAnsi="Aptos" w:cs="Aptos" w:eastAsia="Aptos"/>
-          <w:color w:val="auto"/>
-          <w:spacing w:val="0"/>
-          <w:position w:val="0"/>
-          <w:sz w:val="22"/>
-          <w:shd w:fill="auto" w:val="clear"/>
-        </w:rPr>
-        <w:t xml:space="preserve">Formação Programador </w:t>
+        <w:t xml:space="preserve">–</w:t>
       </w:r>
       <w:r>
         <w:rPr>
@@ -830,20 +835,31 @@
           <w:sz w:val="22"/>
           <w:shd w:fill="auto" w:val="clear"/>
         </w:rPr>
-        <w:t xml:space="preserve">– IFRS (em andamento – 2026)</w:t>
+        <w:t xml:space="preserve"> IFRS (em andamento </w:t>
+      </w:r>
+      <w:r>
+        <w:rPr>
+          <w:rFonts w:ascii="Calibri" w:hAnsi="Calibri" w:cs="Calibri" w:eastAsia="Calibri"/>
+          <w:color w:val="auto"/>
+          <w:spacing w:val="0"/>
+          <w:position w:val="0"/>
+          <w:sz w:val="22"/>
+          <w:shd w:fill="auto" w:val="clear"/>
+        </w:rPr>
+        <w:t xml:space="preserve">–</w:t>
+      </w:r>
+      <w:r>
+        <w:rPr>
+          <w:rFonts w:ascii="Calibri" w:hAnsi="Calibri" w:cs="Calibri" w:eastAsia="Calibri"/>
+          <w:color w:val="auto"/>
+          <w:spacing w:val="0"/>
+          <w:position w:val="0"/>
+          <w:sz w:val="22"/>
+          <w:shd w:fill="auto" w:val="clear"/>
+        </w:rPr>
+        <w:t xml:space="preserve"> 2026)</w:t>
         <w:br/>
-        <w:t xml:space="preserve">Ensino M</w:t>
-      </w:r>
-      <w:r>
-        <w:rPr>
-          <w:rFonts w:ascii="Aptos" w:hAnsi="Aptos" w:cs="Aptos" w:eastAsia="Aptos"/>
-          <w:color w:val="auto"/>
-          <w:spacing w:val="0"/>
-          <w:position w:val="0"/>
-          <w:sz w:val="22"/>
-          <w:shd w:fill="auto" w:val="clear"/>
-        </w:rPr>
-        <w:t xml:space="preserve">édio Completo </w:t>
+        <w:t xml:space="preserve">Ensino Médio Completo </w:t>
       </w:r>
       <w:r>
         <w:rPr>
@@ -854,7 +870,18 @@
           <w:sz w:val="22"/>
           <w:shd w:fill="auto" w:val="clear"/>
         </w:rPr>
-        <w:t xml:space="preserve">– E.E Enedina Gomes de Freitas</w:t>
+        <w:t xml:space="preserve">–</w:t>
+      </w:r>
+      <w:r>
+        <w:rPr>
+          <w:rFonts w:ascii="Calibri" w:hAnsi="Calibri" w:cs="Calibri" w:eastAsia="Calibri"/>
+          <w:color w:val="auto"/>
+          <w:spacing w:val="0"/>
+          <w:position w:val="0"/>
+          <w:sz w:val="22"/>
+          <w:shd w:fill="auto" w:val="clear"/>
+        </w:rPr>
+        <w:t xml:space="preserve"> E.E Enedina Gomes de Freitas</w:t>
       </w:r>
     </w:p>
     <w:p>
